--- a/word_reports/LP_0306_위치_136_Salvatore Adamo_best 20.docx
+++ b/word_reports/LP_0306_위치_136_Salvatore Adamo_best 20.docx
@@ -4,7 +4,7 @@
   <w:body>
     <w:p>
       <w:pPr>
-        <w:spacing w:after="280"/>
+        <w:spacing w:after="80"/>
       </w:pPr>
       <w:r>
         <w:rPr w:rFonts="맑은 고딕">
@@ -13,94 +13,47 @@
           <w:color w:val="1E3A8A"/>
           <w:sz w:val="30"/>
         </w:rPr>
-        <w:t>[136] Salvatore Adamo - best 20</w:t>
+        <w:t>Salvatore Adamo (살바토레 아다모) - best 20</w:t>
       </w:r>
     </w:p>
     <w:p>
       <w:pPr>
-        <w:spacing w:after="320"/>
+        <w:spacing w:after="240"/>
       </w:pPr>
       <w:r>
         <w:rPr w:rFonts="맑은 고딕">
           <w:rFonts w:ascii="맑은 고딕" w:hAnsi="맑은 고딕" w:eastAsia="맑은 고딕"/>
           <w:b/>
-          <w:sz w:val="20"/>
+          <w:color w:val="4B5563"/>
+          <w:sz w:val="22"/>
         </w:rPr>
-        <w:t>■ 위치 : 136</w:t>
-        <w:br/>
-      </w:r>
-      <w:r>
-        <w:rPr w:rFonts="맑은 고딕">
-          <w:rFonts w:ascii="맑은 고딕" w:hAnsi="맑은 고딕" w:eastAsia="맑은 고딕"/>
-          <w:b/>
-          <w:sz w:val="20"/>
-        </w:rPr>
-        <w:t>■ 아티스트 : Salvatore Adamo</w:t>
-        <w:br/>
-      </w:r>
-      <w:r>
-        <w:rPr w:rFonts="맑은 고딕">
-          <w:rFonts w:ascii="맑은 고딕" w:hAnsi="맑은 고딕" w:eastAsia="맑은 고딕"/>
-          <w:b/>
-          <w:sz w:val="20"/>
-        </w:rPr>
-        <w:t>■ 앨범명 : best 20</w:t>
-        <w:br/>
-      </w:r>
-      <w:r>
-        <w:rPr w:rFonts="맑은 고딕">
-          <w:rFonts w:ascii="맑은 고딕" w:hAnsi="맑은 고딕" w:eastAsia="맑은 고딕"/>
-          <w:b w:val="0"/>
-          <w:sz w:val="20"/>
-        </w:rPr>
-        <w:t>■ 음반 레이블 : EMI / Odeon</w:t>
-        <w:br/>
-      </w:r>
-      <w:r>
-        <w:rPr w:rFonts="맑은 고딕">
-          <w:rFonts w:ascii="맑은 고딕" w:hAnsi="맑은 고딕" w:eastAsia="맑은 고딕"/>
-          <w:b w:val="0"/>
-          <w:sz w:val="20"/>
-        </w:rPr>
-        <w:t>■ 발매년도 : 1976</w:t>
-        <w:br/>
-      </w:r>
-      <w:r>
-        <w:rPr w:rFonts="맑은 고딕">
-          <w:rFonts w:ascii="맑은 고딕" w:hAnsi="맑은 고딕" w:eastAsia="맑은 고딕"/>
-          <w:b w:val="0"/>
-          <w:sz w:val="20"/>
-        </w:rPr>
-        <w:t>■ 장르 : 샹송 (Chanson), 프렌치 팝 (French Pop)</w:t>
-        <w:br/>
-      </w:r>
-      <w:r>
-        <w:rPr w:rFonts="맑은 고딕">
-          <w:rFonts w:ascii="맑은 고딕" w:hAnsi="맑은 고딕" w:eastAsia="맑은 고딕"/>
-          <w:b w:val="0"/>
-          <w:sz w:val="20"/>
-        </w:rPr>
-        <w:t>■ 주요 수록곡 : Tombe la neige (눈이 내리네), Sans toi ma mie (너 없이 내 사랑), La nuit (밤의 멜로디), Incha'Allah (인샬라), C'est ma vie (이것이 내 삶), Mauvais garçon (나쁜 남학생)</w:t>
-        <w:br/>
+        <w:t>위치 :  136</w:t>
       </w:r>
     </w:p>
     <w:p>
       <w:pPr>
-        <w:spacing w:after="160"/>
+        <w:spacing w:line="324" w:lineRule="auto" w:before="80" w:after="160"/>
       </w:pPr>
       <w:r>
         <w:rPr w:rFonts="맑은 고딕">
           <w:rFonts w:ascii="맑은 고딕" w:hAnsi="맑은 고딕" w:eastAsia="맑은 고딕"/>
           <w:b/>
           <w:color w:val="1F2937"/>
-          <w:sz w:val="24"/>
+          <w:sz w:val="22"/>
         </w:rPr>
-        <w:t>■ 음반 해설 및 감상 가이드</w:t>
+        <w:t xml:space="preserve">[음반 소개] </w:t>
+      </w:r>
+      <w:r>
+        <w:rPr w:rFonts="맑은 고딕">
+          <w:rFonts w:ascii="맑은 고딕" w:hAnsi="맑은 고딕" w:eastAsia="맑은 고딕"/>
+          <w:b w:val="0"/>
+          <w:sz w:val="21"/>
+        </w:rPr>
       </w:r>
     </w:p>
     <w:p>
       <w:pPr>
-        <w:spacing w:line="312" w:lineRule="auto" w:after="120"/>
+        <w:spacing w:line="324" w:lineRule="auto" w:after="120"/>
       </w:pPr>
       <w:r>
         <w:rPr w:rFonts="맑은 고딕">
@@ -108,51 +61,516 @@
           <w:b w:val="0"/>
           <w:sz w:val="21"/>
         </w:rPr>
-        <w:t>이탈리아 태생의 벨기에 싱어송라이터 살바토레 아다모(Salvatore Adamo)는 1960~70년대 프렌치 샹송의 황금기를 이끈 독보적인 거장입니다. 이탈리아 특유의 풍부한 벨칸토적 감성과 프랑스 샹송의 시적인 노랫말을 완벽하게 결합해 낸 그는 유럽을 넘어 한국과 일본 등 아시아 전역에서도 폭발적인 사랑을 받았습니다. 본 음반 《Best 20》은 그의 음악적 전성기를 통틀어 가장 많은 사랑을 받은 대표 명곡 20곡을 엄선하여 집대성한 정통 베스트 컴필레이션 음반입니다.</w:t>
+        <w:t>지중해의 따스한 서정과 프랑스 샹송의 우수가 절묘하게 교차하는 살바토레 아다모의 예술 세계를 집대성한 걸작 선집입니다. 거친 듯 애절하게 떨려오는 특유의 비브라토와 시적 감수성은 국경과 언어의 장벽을 넘어 아시아와 유럽 전역의 가슴을 적셨습니다. 음반에 아로새겨진 스무 편의 서정시는 단순한 대중음악을 넘어 한 시대를 풍미한 음유시인의 영혼의 고백이자, 세월이 흘러도 변치 않는 낭만의 정수를 오롯이 증명하고 있습니다.</w:t>
       </w:r>
     </w:p>
     <w:p>
       <w:pPr>
-        <w:spacing w:line="312" w:lineRule="auto" w:after="120"/>
+        <w:spacing w:line="324" w:lineRule="auto" w:before="200" w:after="80"/>
       </w:pPr>
+      <w:r>
+        <w:rPr w:rFonts="맑은 고딕">
+          <w:rFonts w:ascii="맑은 고딕" w:hAnsi="맑은 고딕" w:eastAsia="맑은 고딕"/>
+          <w:b/>
+          <w:color w:val="1E3A8A"/>
+          <w:sz w:val="24"/>
+        </w:rPr>
+        <w:t>1. 음반 데이터</w:t>
+      </w:r>
+    </w:p>
+    <w:p>
+      <w:pPr>
+        <w:spacing w:line="324" w:lineRule="auto" w:after="80"/>
+      </w:pPr>
+      <w:r>
+        <w:rPr w:rFonts="맑은 고딕">
+          <w:rFonts w:ascii="맑은 고딕" w:hAnsi="맑은 고딕" w:eastAsia="맑은 고딕"/>
+          <w:b w:val="0"/>
+          <w:color w:val="6B7280"/>
+          <w:sz w:val="21"/>
+        </w:rPr>
+        <w:t xml:space="preserve">· </w:t>
+      </w:r>
+      <w:r>
+        <w:rPr w:rFonts="맑은 고딕">
+          <w:rFonts w:ascii="맑은 고딕" w:hAnsi="맑은 고딕" w:eastAsia="맑은 고딕"/>
+          <w:b/>
+          <w:color w:val="1F2937"/>
+          <w:sz w:val="21"/>
+        </w:rPr>
+        <w:t xml:space="preserve">앨범명: </w:t>
+      </w:r>
       <w:r>
         <w:rPr w:rFonts="맑은 고딕">
           <w:rFonts w:ascii="맑은 고딕" w:hAnsi="맑은 고딕" w:eastAsia="맑은 고딕"/>
           <w:b w:val="0"/>
           <w:sz w:val="21"/>
         </w:rPr>
-        <w:t>아다모의 가장 큰 음악적 매력은 단연 독창적인 음색과 우아한 번민이 서려 있는 보컬 스타일입니다. 약간 허스키하면서도 미성이 돋보이는 그의 목소리는 애절함과 낭만을 동시에 품고 있으며, 특유의 떨림(트레몰로)을 통해 듣는 이의 감성을 깊게 자극합니다. 서정적인 현악 아카펠라와 클래시컬한 오케스트레이션 편곡은 그의 목소리를 더욱 돋보이게 하며, 샹송이라는 장르를 한층 더 고전적이고 격조 높은 반열에 올려놓았다는 평가를 받습니다.</w:t>
+        <w:t>best 20</w:t>
       </w:r>
     </w:p>
     <w:p>
       <w:pPr>
-        <w:spacing w:line="312" w:lineRule="auto" w:after="120"/>
+        <w:spacing w:line="324" w:lineRule="auto" w:after="80"/>
       </w:pPr>
+      <w:r>
+        <w:rPr w:rFonts="맑은 고딕">
+          <w:rFonts w:ascii="맑은 고딕" w:hAnsi="맑은 고딕" w:eastAsia="맑은 고딕"/>
+          <w:b w:val="0"/>
+          <w:color w:val="6B7280"/>
+          <w:sz w:val="21"/>
+        </w:rPr>
+        <w:t xml:space="preserve">· </w:t>
+      </w:r>
+      <w:r>
+        <w:rPr w:rFonts="맑은 고딕">
+          <w:rFonts w:ascii="맑은 고딕" w:hAnsi="맑은 고딕" w:eastAsia="맑은 고딕"/>
+          <w:b/>
+          <w:color w:val="1F2937"/>
+          <w:sz w:val="21"/>
+        </w:rPr>
+        <w:t xml:space="preserve">아티스트: </w:t>
+      </w:r>
       <w:r>
         <w:rPr w:rFonts="맑은 고딕">
           <w:rFonts w:ascii="맑은 고딕" w:hAnsi="맑은 고딕" w:eastAsia="맑은 고딕"/>
           <w:b w:val="0"/>
           <w:sz w:val="21"/>
         </w:rPr>
-        <w:t>음악적으로 이 음반의 하이라이트는 단연 국내에서도 불멸의 고전으로 꼽히는 ‘Tombe la neige(눈이 내리네)’입니다. 쓸쓸히 내리는 눈을 배경으로 이별의 고독을 노래한 이 곡은 아다모 특유의 애수 어린 보컬이 절정을 이루는 트랙입니다. 또한 그의 데뷔 초 성공을 이끈 ‘Sans toi ma mie(너 없이 내 사랑)’의 청초한 멜로디, 웅장한 오케스트라와 평화의 메시지가 어우러진 ‘Incha'Allah(인샬라)’, 그리고 자신의 삶과 음악 인생을 장엄하게 회고하는 ‘C'est ma vie(이것이 내 삶)’ 등 다채로운 스펙트럼의 명곡들이 유기적으로 연결되어 있습니다.</w:t>
+        <w:t>Salvatore Adamo (살바토레 아다모)</w:t>
       </w:r>
     </w:p>
     <w:p>
       <w:pPr>
-        <w:spacing w:line="312" w:lineRule="auto" w:after="120"/>
+        <w:spacing w:line="324" w:lineRule="auto" w:after="80"/>
       </w:pPr>
+      <w:r>
+        <w:rPr w:rFonts="맑은 고딕">
+          <w:rFonts w:ascii="맑은 고딕" w:hAnsi="맑은 고딕" w:eastAsia="맑은 고딕"/>
+          <w:b w:val="0"/>
+          <w:color w:val="6B7280"/>
+          <w:sz w:val="21"/>
+        </w:rPr>
+        <w:t xml:space="preserve">· </w:t>
+      </w:r>
+      <w:r>
+        <w:rPr w:rFonts="맑은 고딕">
+          <w:rFonts w:ascii="맑은 고딕" w:hAnsi="맑은 고딕" w:eastAsia="맑은 고딕"/>
+          <w:b/>
+          <w:color w:val="1F2937"/>
+          <w:sz w:val="21"/>
+        </w:rPr>
+        <w:t xml:space="preserve">발매 정보: </w:t>
+      </w:r>
       <w:r>
         <w:rPr w:rFonts="맑은 고딕">
           <w:rFonts w:ascii="맑은 고딕" w:hAnsi="맑은 고딕" w:eastAsia="맑은 고딕"/>
           <w:b w:val="0"/>
           <w:sz w:val="21"/>
         </w:rPr>
-        <w:t>아날로그 LP 매체로 감상하는 이 음반은 따뜻한 현악기의 잔향과 아다모의 숨소리 하나까지 생생하게 전달하여 디지털 음원에서는 느낄 수 없는 깊은 운치를 선사합니다. 세월이 흘러도 변치 않는 낭만과 고전적 우아함을 간직한 이 LP는 샹송 입문자는 물론, 진정한 LP 음반 Collector에게도 변함없는 감동을 전해주는 명반입니다.</w:t>
+        <w:t>아다모가 1960~70년대 황금기 동안 남긴 방대한 디스코그래피 중 대중성과 음악성을 완벽히 겸비한 대표 명곡 20곡을 정선하여 기획·발매된 정통 베스트 컴필레이션 음반입니다.</w:t>
+      </w:r>
+    </w:p>
+    <w:p>
+      <w:pPr>
+        <w:spacing w:line="324" w:lineRule="auto" w:after="80"/>
+      </w:pPr>
+      <w:r>
+        <w:rPr w:rFonts="맑은 고딕">
+          <w:rFonts w:ascii="맑은 고딕" w:hAnsi="맑은 고딕" w:eastAsia="맑은 고딕"/>
+          <w:b w:val="0"/>
+          <w:color w:val="6B7280"/>
+          <w:sz w:val="21"/>
+        </w:rPr>
+        <w:t xml:space="preserve">· </w:t>
+      </w:r>
+      <w:r>
+        <w:rPr w:rFonts="맑은 고딕">
+          <w:rFonts w:ascii="맑은 고딕" w:hAnsi="맑은 고딕" w:eastAsia="맑은 고딕"/>
+          <w:b/>
+          <w:color w:val="1F2937"/>
+          <w:sz w:val="21"/>
+        </w:rPr>
+        <w:t xml:space="preserve">LP 인기도(판매량): </w:t>
+      </w:r>
+      <w:r>
+        <w:rPr w:rFonts="맑은 고딕">
+          <w:rFonts w:ascii="맑은 고딕" w:hAnsi="맑은 고딕" w:eastAsia="맑은 고딕"/>
+          <w:b w:val="0"/>
+          <w:sz w:val="21"/>
+        </w:rPr>
+        <w:t>발매 당시 전 세계적으로 1억 장 이상의 통산 음반 판매고를 기록한 그의 독보적 위상을 증명하듯, 프랑스·벨기에를 비롯해 일본과 한국 등 아시아 시장에서도 발매 즉시 골드 및 플래티넘을 기록하며 스테디셀러로 군림했습니다.</w:t>
+      </w:r>
+    </w:p>
+    <w:p>
+      <w:pPr>
+        <w:spacing w:line="324" w:lineRule="auto" w:after="80"/>
+      </w:pPr>
+      <w:r>
+        <w:rPr w:rFonts="맑은 고딕">
+          <w:rFonts w:ascii="맑은 고딕" w:hAnsi="맑은 고딕" w:eastAsia="맑은 고딕"/>
+          <w:b w:val="0"/>
+          <w:color w:val="6B7280"/>
+          <w:sz w:val="21"/>
+        </w:rPr>
+        <w:t xml:space="preserve">· </w:t>
+      </w:r>
+      <w:r>
+        <w:rPr w:rFonts="맑은 고딕">
+          <w:rFonts w:ascii="맑은 고딕" w:hAnsi="맑은 고딕" w:eastAsia="맑은 고딕"/>
+          <w:b/>
+          <w:color w:val="1F2937"/>
+          <w:sz w:val="21"/>
+        </w:rPr>
+        <w:t xml:space="preserve">각종 수상경력: </w:t>
+      </w:r>
+      <w:r>
+        <w:rPr w:rFonts="맑은 고딕">
+          <w:rFonts w:ascii="맑은 고딕" w:hAnsi="맑은 고딕" w:eastAsia="맑은 고딕"/>
+          <w:b w:val="0"/>
+          <w:sz w:val="21"/>
+        </w:rPr>
+        <w:t>벨기에 왕실로부터 기사 작위(Chevalier)를 수훈하였으며, 에디슨 어워드(Edison Award) 수상 및 프랑스 예술문화훈장 오피시에 서훈 등 유럽 문화계 최고 권위의 찬사를 한 몸에 받았습니다.</w:t>
+      </w:r>
+    </w:p>
+    <w:p>
+      <w:pPr>
+        <w:spacing w:line="324" w:lineRule="auto" w:before="200" w:after="80"/>
+      </w:pPr>
+      <w:r>
+        <w:rPr w:rFonts="맑은 고딕">
+          <w:rFonts w:ascii="맑은 고딕" w:hAnsi="맑은 고딕" w:eastAsia="맑은 고딕"/>
+          <w:b/>
+          <w:color w:val="1E3A8A"/>
+          <w:sz w:val="24"/>
+        </w:rPr>
+        <w:t>2. 아티스트 정보</w:t>
+      </w:r>
+    </w:p>
+    <w:p>
+      <w:pPr>
+        <w:spacing w:line="324" w:lineRule="auto" w:after="80"/>
+      </w:pPr>
+      <w:r>
+        <w:rPr w:rFonts="맑은 고딕">
+          <w:rFonts w:ascii="맑은 고딕" w:hAnsi="맑은 고딕" w:eastAsia="맑은 고딕"/>
+          <w:b w:val="0"/>
+          <w:color w:val="6B7280"/>
+          <w:sz w:val="21"/>
+        </w:rPr>
+        <w:t xml:space="preserve">· </w:t>
+      </w:r>
+      <w:r>
+        <w:rPr w:rFonts="맑은 고딕">
+          <w:rFonts w:ascii="맑은 고딕" w:hAnsi="맑은 고딕" w:eastAsia="맑은 고딕"/>
+          <w:b/>
+          <w:color w:val="1F2937"/>
+          <w:sz w:val="21"/>
+        </w:rPr>
+        <w:t xml:space="preserve">국적: </w:t>
+      </w:r>
+      <w:r>
+        <w:rPr w:rFonts="맑은 고딕">
+          <w:rFonts w:ascii="맑은 고딕" w:hAnsi="맑은 고딕" w:eastAsia="맑은 고딕"/>
+          <w:b w:val="0"/>
+          <w:sz w:val="21"/>
+        </w:rPr>
+        <w:t>이탈리아(출생) / 벨기에</w:t>
+      </w:r>
+    </w:p>
+    <w:p>
+      <w:pPr>
+        <w:spacing w:line="324" w:lineRule="auto" w:after="80"/>
+      </w:pPr>
+      <w:r>
+        <w:rPr w:rFonts="맑은 고딕">
+          <w:rFonts w:ascii="맑은 고딕" w:hAnsi="맑은 고딕" w:eastAsia="맑은 고딕"/>
+          <w:b w:val="0"/>
+          <w:color w:val="6B7280"/>
+          <w:sz w:val="21"/>
+        </w:rPr>
+        <w:t xml:space="preserve">· </w:t>
+      </w:r>
+      <w:r>
+        <w:rPr w:rFonts="맑은 고딕">
+          <w:rFonts w:ascii="맑은 고딕" w:hAnsi="맑은 고딕" w:eastAsia="맑은 고딕"/>
+          <w:b/>
+          <w:color w:val="1F2937"/>
+          <w:sz w:val="21"/>
+        </w:rPr>
+        <w:t xml:space="preserve">생몰년도: </w:t>
+      </w:r>
+      <w:r>
+        <w:rPr w:rFonts="맑은 고딕">
+          <w:rFonts w:ascii="맑은 고딕" w:hAnsi="맑은 고딕" w:eastAsia="맑은 고딕"/>
+          <w:b w:val="0"/>
+          <w:sz w:val="21"/>
+        </w:rPr>
+        <w:t>1943년 11월 1일 ~ 현재</w:t>
+      </w:r>
+    </w:p>
+    <w:p>
+      <w:pPr>
+        <w:spacing w:line="324" w:lineRule="auto" w:after="80"/>
+      </w:pPr>
+      <w:r>
+        <w:rPr w:rFonts="맑은 고딕">
+          <w:rFonts w:ascii="맑은 고딕" w:hAnsi="맑은 고딕" w:eastAsia="맑은 고딕"/>
+          <w:b w:val="0"/>
+          <w:color w:val="6B7280"/>
+          <w:sz w:val="21"/>
+        </w:rPr>
+        <w:t xml:space="preserve">· </w:t>
+      </w:r>
+      <w:r>
+        <w:rPr w:rFonts="맑은 고딕">
+          <w:rFonts w:ascii="맑은 고딕" w:hAnsi="맑은 고딕" w:eastAsia="맑은 고딕"/>
+          <w:b/>
+          <w:color w:val="1F2937"/>
+          <w:sz w:val="21"/>
+        </w:rPr>
+        <w:t xml:space="preserve">그룹 소속: </w:t>
+      </w:r>
+      <w:r>
+        <w:rPr w:rFonts="맑은 고딕">
+          <w:rFonts w:ascii="맑은 고딕" w:hAnsi="맑은 고딕" w:eastAsia="맑은 고딕"/>
+          <w:b w:val="0"/>
+          <w:sz w:val="21"/>
+        </w:rPr>
+        <w:t>솔로</w:t>
+      </w:r>
+    </w:p>
+    <w:p>
+      <w:pPr>
+        <w:spacing w:line="324" w:lineRule="auto" w:after="80"/>
+      </w:pPr>
+      <w:r>
+        <w:rPr w:rFonts="맑은 고딕">
+          <w:rFonts w:ascii="맑은 고딕" w:hAnsi="맑은 고딕" w:eastAsia="맑은 고딕"/>
+          <w:b w:val="0"/>
+          <w:color w:val="6B7280"/>
+          <w:sz w:val="21"/>
+        </w:rPr>
+        <w:t xml:space="preserve">· </w:t>
+      </w:r>
+      <w:r>
+        <w:rPr w:rFonts="맑은 고딕">
+          <w:rFonts w:ascii="맑은 고딕" w:hAnsi="맑은 고딕" w:eastAsia="맑은 고딕"/>
+          <w:b/>
+          <w:color w:val="1F2937"/>
+          <w:sz w:val="21"/>
+        </w:rPr>
+        <w:t xml:space="preserve">아티스트 소개: </w:t>
+      </w:r>
+      <w:r>
+        <w:rPr w:rFonts="맑은 고딕">
+          <w:rFonts w:ascii="맑은 고딕" w:hAnsi="맑은 고딕" w:eastAsia="맑은 고딕"/>
+          <w:b w:val="0"/>
+          <w:sz w:val="21"/>
+        </w:rPr>
+        <w:t>지중해 시칠리아의 온기를 품고 벨기에 탄광촌에서 성장한 살바토레 아다모는 작사·작곡을 스스로 도맡아 시대를 노래한 진정한 싱어송라이터이자 '샹송의 음유시인'입니다. 샹송과 칸초네, 팝 발라드를 결합한 독창적인 음악 스타일과 인간미 넘치는 애상적 보컬로 반세기가 넘도록 전 세계 음악 팬들의 깊은 사랑을 받고 있습니다.</w:t>
+      </w:r>
+    </w:p>
+    <w:p>
+      <w:pPr>
+        <w:spacing w:line="324" w:lineRule="auto" w:before="200" w:after="80"/>
+      </w:pPr>
+      <w:r>
+        <w:rPr w:rFonts="맑은 고딕">
+          <w:rFonts w:ascii="맑은 고딕" w:hAnsi="맑은 고딕" w:eastAsia="맑은 고딕"/>
+          <w:b/>
+          <w:color w:val="1E3A8A"/>
+          <w:sz w:val="24"/>
+        </w:rPr>
+        <w:t>3. 음반 상세 분석</w:t>
+      </w:r>
+    </w:p>
+    <w:p>
+      <w:pPr>
+        <w:spacing w:line="324" w:lineRule="auto" w:after="80"/>
+      </w:pPr>
+      <w:r>
+        <w:rPr w:rFonts="맑은 고딕">
+          <w:rFonts w:ascii="맑은 고딕" w:hAnsi="맑은 고딕" w:eastAsia="맑은 고딕"/>
+          <w:b w:val="0"/>
+          <w:color w:val="6B7280"/>
+          <w:sz w:val="21"/>
+        </w:rPr>
+        <w:t xml:space="preserve">· </w:t>
+      </w:r>
+      <w:r>
+        <w:rPr w:rFonts="맑은 고딕">
+          <w:rFonts w:ascii="맑은 고딕" w:hAnsi="맑은 고딕" w:eastAsia="맑은 고딕"/>
+          <w:b/>
+          <w:color w:val="1F2937"/>
+          <w:sz w:val="21"/>
+        </w:rPr>
+        <w:t xml:space="preserve">역사적 위치: </w:t>
+      </w:r>
+      <w:r>
+        <w:rPr w:rFonts="맑은 고딕">
+          <w:rFonts w:ascii="맑은 고딕" w:hAnsi="맑은 고딕" w:eastAsia="맑은 고딕"/>
+          <w:b w:val="0"/>
+          <w:sz w:val="21"/>
+        </w:rPr>
+        <w:t>프렌치 샹송의 고전미와 1960~70년대 유러피언 팝의 세련된 선율미를 하나의 음반 안에서 조망할 수 있는 정통 사료적 가치를 지닙니다. 언어적 한계를 뛰어넘어 아날로그 대중음악이 도달할 수 있는 가장 우아하고 서정적인 극점을 보여주는 필청 명반입니다.</w:t>
+      </w:r>
+    </w:p>
+    <w:p>
+      <w:pPr>
+        <w:spacing w:line="324" w:lineRule="auto" w:after="80"/>
+      </w:pPr>
+      <w:r>
+        <w:rPr w:rFonts="맑은 고딕">
+          <w:rFonts w:ascii="맑은 고딕" w:hAnsi="맑은 고딕" w:eastAsia="맑은 고딕"/>
+          <w:b w:val="0"/>
+          <w:color w:val="6B7280"/>
+          <w:sz w:val="21"/>
+        </w:rPr>
+        <w:t xml:space="preserve">· </w:t>
+      </w:r>
+      <w:r>
+        <w:rPr w:rFonts="맑은 고딕">
+          <w:rFonts w:ascii="맑은 고딕" w:hAnsi="맑은 고딕" w:eastAsia="맑은 고딕"/>
+          <w:b/>
+          <w:color w:val="1F2937"/>
+          <w:sz w:val="21"/>
+        </w:rPr>
+        <w:t xml:space="preserve">시대의 흔적(스토리텔링): </w:t>
+      </w:r>
+      <w:r>
+        <w:rPr w:rFonts="맑은 고딕">
+          <w:rFonts w:ascii="맑은 고딕" w:hAnsi="맑은 고딕" w:eastAsia="맑은 고딕"/>
+          <w:b w:val="0"/>
+          <w:sz w:val="21"/>
+        </w:rPr>
+        <w:t>1960~70년대 한국의 음악다방과 라디오 심야 방송에서 흘러나오던 그의 목소리는 산업화 시대를 살아가던 청춘들의 고단한 마음을 보듬는 가장 따스한 위안이었습니다. 눈 내리는 겨울밤 턴테이블 위에서 조용히 회전하던 이 앨범은 그 시절 낭만을 추억하는 세대에게 지울 수 없는 청춘의 공기이자 아련한 향수로 각인되어 있습니다.</w:t>
+      </w:r>
+    </w:p>
+    <w:p>
+      <w:pPr>
+        <w:spacing w:line="324" w:lineRule="auto" w:before="200" w:after="80"/>
+      </w:pPr>
+      <w:r>
+        <w:rPr w:rFonts="맑은 고딕">
+          <w:rFonts w:ascii="맑은 고딕" w:hAnsi="맑은 고딕" w:eastAsia="맑은 고딕"/>
+          <w:b/>
+          <w:color w:val="1E3A8A"/>
+          <w:sz w:val="24"/>
+        </w:rPr>
+        <w:t>4. 주요 수록곡 및 감상 제언</w:t>
+      </w:r>
+    </w:p>
+    <w:p>
+      <w:pPr>
+        <w:spacing w:line="324" w:lineRule="auto" w:after="80"/>
+      </w:pPr>
+      <w:r>
+        <w:rPr w:rFonts="맑은 고딕">
+          <w:rFonts w:ascii="맑은 고딕" w:hAnsi="맑은 고딕" w:eastAsia="맑은 고딕"/>
+          <w:b w:val="0"/>
+          <w:color w:val="6B7280"/>
+          <w:sz w:val="21"/>
+        </w:rPr>
+        <w:t xml:space="preserve">· </w:t>
+      </w:r>
+      <w:r>
+        <w:rPr w:rFonts="맑은 고딕">
+          <w:rFonts w:ascii="맑은 고딕" w:hAnsi="맑은 고딕" w:eastAsia="맑은 고딕"/>
+          <w:b/>
+          <w:color w:val="1F2937"/>
+          <w:sz w:val="21"/>
+        </w:rPr>
+        <w:t xml:space="preserve">주요 수록곡 특징: </w:t>
+      </w:r>
+      <w:r>
+        <w:rPr w:rFonts="맑은 고딕">
+          <w:rFonts w:ascii="맑은 고딕" w:hAnsi="맑은 고딕" w:eastAsia="맑은 고딕"/>
+          <w:b w:val="0"/>
+          <w:sz w:val="21"/>
+        </w:rPr>
+        <w:t>한국인이 가장 사랑하는 불멸의 겨울 샹송 ‘Tombe la neige(눈이 내리네)’의 애절한 서정을 필두로, 데뷔 초기의 순수한 사랑을 노래한 ‘Sans toi ma mie(그대 없이는 살 수 없어)’, 웅장한 오케스트레이션과 평화의 염원을 담은 명곡 ‘Inch'Allah(인샬라)’ 등 한 곡 한 곡이 드라마틱한 기승전결과 짙은 문학성을 지니고 있습니다.</w:t>
+      </w:r>
+    </w:p>
+    <w:p>
+      <w:pPr>
+        <w:spacing w:line="324" w:lineRule="auto" w:after="80"/>
+      </w:pPr>
+      <w:r>
+        <w:rPr w:rFonts="맑은 고딕">
+          <w:rFonts w:ascii="맑은 고딕" w:hAnsi="맑은 고딕" w:eastAsia="맑은 고딕"/>
+          <w:b w:val="0"/>
+          <w:color w:val="6B7280"/>
+          <w:sz w:val="21"/>
+        </w:rPr>
+        <w:t xml:space="preserve">· </w:t>
+      </w:r>
+      <w:r>
+        <w:rPr w:rFonts="맑은 고딕">
+          <w:rFonts w:ascii="맑은 고딕" w:hAnsi="맑은 고딕" w:eastAsia="맑은 고딕"/>
+          <w:b/>
+          <w:color w:val="1F2937"/>
+          <w:sz w:val="21"/>
+        </w:rPr>
+        <w:t xml:space="preserve">빈티지 감상 제언: </w:t>
+      </w:r>
+      <w:r>
+        <w:rPr w:rFonts="맑은 고딕">
+          <w:rFonts w:ascii="맑은 고딕" w:hAnsi="맑은 고딕" w:eastAsia="맑은 고딕"/>
+          <w:b w:val="0"/>
+          <w:sz w:val="21"/>
+        </w:rPr>
+        <w:t>진공관 앰프 특유의 포근한 배음과 온화한 온도를 품은 턴테이블 시스템에서 청음할 때 그 진가가 더욱 찬란히 드러납니다. 그루브를 스치는 미세한 바늘의 마찰음 사이로 피어오르는 아다모의 거칠고도 촉촉한 숨결은 디지털 음원이 결코 흉내 낼 수 없는 극진한 아날로그적 공명을 선사합니다.</w:t>
+      </w:r>
+    </w:p>
+    <w:p>
+      <w:pPr>
+        <w:spacing w:line="324" w:lineRule="auto" w:after="80"/>
+      </w:pPr>
+      <w:r>
+        <w:rPr w:rFonts="맑은 고딕">
+          <w:rFonts w:ascii="맑은 고딕" w:hAnsi="맑은 고딕" w:eastAsia="맑은 고딕"/>
+          <w:b w:val="0"/>
+          <w:color w:val="6B7280"/>
+          <w:sz w:val="21"/>
+        </w:rPr>
+        <w:t xml:space="preserve">· </w:t>
+      </w:r>
+      <w:r>
+        <w:rPr w:rFonts="맑은 고딕">
+          <w:rFonts w:ascii="맑은 고딕" w:hAnsi="맑은 고딕" w:eastAsia="맑은 고딕"/>
+          <w:b/>
+          <w:color w:val="1F2937"/>
+          <w:sz w:val="21"/>
+        </w:rPr>
+        <w:t xml:space="preserve">소장 가치: </w:t>
+      </w:r>
+      <w:r>
+        <w:rPr w:rFonts="맑은 고딕">
+          <w:rFonts w:ascii="맑은 고딕" w:hAnsi="맑은 고딕" w:eastAsia="맑은 고딕"/>
+          <w:b w:val="0"/>
+          <w:sz w:val="21"/>
+        </w:rPr>
+        <w:t>유러피언 팝과 정통 샹송의 황금기를 단 한 장의 바이닐로 온전히 수렴할 수 있는 아날로그 컬렉션의 필수 음반입니다. 음반 표지부터 사운드 질감에 이르기까지 20세기 서정 음악의 정취를 오롯이 소유할 수 있다는 점에서 LP 컬렉터라면 반드시 소장해야 할 불멸의 명반입니다.</w:t>
+      </w:r>
+    </w:p>
+    <w:p>
+      <w:pPr>
+        <w:spacing w:line="324" w:lineRule="auto" w:after="120" w:before="160"/>
+      </w:pPr>
+      <w:r>
+        <w:rPr w:rFonts="맑은 고딕">
+          <w:rFonts w:ascii="맑은 고딕" w:hAnsi="맑은 고딕" w:eastAsia="맑은 고딕"/>
+          <w:b/>
+          <w:color w:val="4338CA"/>
+          <w:sz w:val="21"/>
+        </w:rPr>
+        <w:t>이 음반을 통해 아날로그 바늘 끝에서 피어나는 애절한 선율과 살바토레 아다모의 온기 어린 목소리가 전해주는 감동을 다시 한번 경험해 보시는 것은 어떨까요?</w:t>
       </w:r>
     </w:p>
     <w:sectPr>
       <w:pgSz w:w="12240" w:h="15840"/>
-      <w:pgMar w:top="1440" w:right="1440" w:bottom="1440" w:left="1440" w:header="720" w:footer="720" w:gutter="0"/>
+      <w:pgMar w:top="1152" w:right="1296" w:bottom="1152" w:left="1296" w:header="720" w:footer="720" w:gutter="0"/>
       <w:cols w:space="720"/>
       <w:docGrid w:linePitch="360"/>
     </w:sectPr>

--- a/word_reports/LP_0306_위치_136_Salvatore Adamo_best 20.docx
+++ b/word_reports/LP_0306_위치_136_Salvatore Adamo_best 20.docx
@@ -32,7 +32,7 @@
     </w:p>
     <w:p>
       <w:pPr>
-        <w:spacing w:line="324" w:lineRule="auto" w:before="80" w:after="160"/>
+        <w:spacing w:line="324" w:lineRule="auto" w:before="80" w:after="120"/>
       </w:pPr>
       <w:r>
         <w:rPr w:rFonts="맑은 고딕">
@@ -42,13 +42,6 @@
           <w:sz w:val="22"/>
         </w:rPr>
         <w:t xml:space="preserve">[음반 소개] </w:t>
-      </w:r>
-      <w:r>
-        <w:rPr w:rFonts="맑은 고딕">
-          <w:rFonts w:ascii="맑은 고딕" w:hAnsi="맑은 고딕" w:eastAsia="맑은 고딕"/>
-          <w:b w:val="0"/>
-          <w:sz w:val="21"/>
-        </w:rPr>
       </w:r>
     </w:p>
     <w:p>
@@ -61,7 +54,33 @@
           <w:b w:val="0"/>
           <w:sz w:val="21"/>
         </w:rPr>
-        <w:t>지중해의 따스한 서정과 프랑스 샹송의 우수가 절묘하게 교차하는 살바토레 아다모의 예술 세계를 집대성한 걸작 선집입니다. 거친 듯 애절하게 떨려오는 특유의 비브라토와 시적 감수성은 국경과 언어의 장벽을 넘어 아시아와 유럽 전역의 가슴을 적셨습니다. 음반에 아로새겨진 스무 편의 서정시는 단순한 대중음악을 넘어 한 시대를 풍미한 음유시인의 영혼의 고백이자, 세월이 흘러도 변치 않는 낭만의 정수를 오롯이 증명하고 있습니다.</w:t>
+        <w:t>유럽 대륙의 우아한 샹송 전통과 지중해의 서정적인 멜로디가 조우할 때, 우리는 비로소 살바토레 아다모(Salvatore Adamo)라는 거대한 음유시인을 만나게 됩니다. 이탈리아 시칠리아에서 태어나 벨기에의 탄광촌에서 유년기를 보낸 그는, 이민자로서 겪어야 했던 신산한 삶의 애환을 순백의 서정과 비애미로 승화시킨 독보적인 아티스트였습니다. 1960년대 초 혜성처럼 등장한 이래, 아다모는 시대를 풍미한 단순한 팝스타를 넘어 언어와 국경을 초월해 인간 본연의 고독과 낭만을 노래한 진정한 의미의 '포에트 샹소니에(Poète Chansonnier)'로 전 세계인의 가슴속에 아로새겨졌습니다. 본 앨범 [best 20]은 그의 찬란했던 음악 인생에서 가장 눈부시게 빛나는 보석 같은 스무 편의 명곡을 엄선하여 아날로그 바이닐의 묵직한 소릿골에 담아낸 기념비적인 컬렉션입니다.</w:t>
+      </w:r>
+    </w:p>
+    <w:p>
+      <w:pPr>
+        <w:spacing w:line="324" w:lineRule="auto" w:after="120"/>
+      </w:pPr>
+      <w:r>
+        <w:rPr w:rFonts="맑은 고딕">
+          <w:rFonts w:ascii="맑은 고딕" w:hAnsi="맑은 고딕" w:eastAsia="맑은 고딕"/>
+          <w:b w:val="0"/>
+          <w:sz w:val="21"/>
+        </w:rPr>
+        <w:t>이 음반은 단지 히트곡의 나열에 머물지 않고, 아다모가 구축해 온 음악적 서사시의 정점을 유려하게 파노라마처럼 펼쳐 보입니다. 그의 목소리는 거칠면서도 지극히 섬세하고, 나직하게 읊조리듯 다가오다가도 단숨에 듣는 이의 심장을 파고드는 비장한 드라마를 품고 있습니다. 청춘의 방황과 덧없는 열정, 상실의 아픔과 숭고한 휴머니즘을 관통하는 그의 노랫말은 한 편의 완벽한 서정시이자 삶에 대한 철학적 성찰입니다. 1960년대와 70년대, 록 음악의 거친 격류 속에서도 유럽 샹송의 격조 높은 품격과 대중적 멜로디 감각을 지켜내며 전 세계 차트를 석권했던 그의 저력은 이 앨범에 고스란히 응축되어 있습니다.</w:t>
+      </w:r>
+    </w:p>
+    <w:p>
+      <w:pPr>
+        <w:spacing w:line="324" w:lineRule="auto" w:after="120"/>
+      </w:pPr>
+      <w:r>
+        <w:rPr w:rFonts="맑은 고딕">
+          <w:rFonts w:ascii="맑은 고딕" w:hAnsi="맑은 고딕" w:eastAsia="맑은 고딕"/>
+          <w:b w:val="0"/>
+          <w:sz w:val="21"/>
+        </w:rPr>
+        <w:t>세월이 흘러 디지털 음원이 범람하는 오늘날에도, 아다모의 음악이 턴테이블 위에서 회전할 때 전해지는 감정의 무게는 결코 바래지 않습니다. 특히 겨울의 스산한 길목에서 하염없이 내리는 눈을 바라보며 느끼는 그리움, 떠나간 연인을 향한 처연한 고백, 그리고 국경을 넘어 평화를 갈망하던 그의 묵직한 외침은 세대를 건너뛰어 여전히 우리의 메마른 영혼을 촉촉하게 적십니다. 본 작 [best 20]은 아날로그 사운드가 지닌 특유의 온기와 아다모의 농밀한 비브라토가 완벽한 조화를 이루며, 듣는 이로 하여금 벨기에의 안개 낀 거리와 파리의 센강 변, 그리고 지나온 청춘의 아스라한 기억 속으로 안내하는 시공간의 타임캡슐과도 같은 걸작입니다.</w:t>
       </w:r>
     </w:p>
     <w:p>
@@ -168,7 +187,7 @@
           <w:b w:val="0"/>
           <w:sz w:val="21"/>
         </w:rPr>
-        <w:t>아다모가 1960~70년대 황금기 동안 남긴 방대한 디스코그래피 중 대중성과 음악성을 완벽히 겸비한 대표 명곡 20곡을 정선하여 기획·발매된 정통 베스트 컴필레이션 음반입니다.</w:t>
+        <w:t>아다모의 황금기를 대표하는 명문 레이블(EMI/Pathé Marconi 등)의 오리지널 마스터 음원을 바탕으로 기획 발매된 베스트 컬렉션으로, 1960~70년대 전성기 명곡들을 20트랙에 걸쳐 집대성한 정통 프레싱 앨범</w:t>
       </w:r>
     </w:p>
     <w:p>
@@ -199,7 +218,7 @@
           <w:b w:val="0"/>
           <w:sz w:val="21"/>
         </w:rPr>
-        <w:t>발매 당시 전 세계적으로 1억 장 이상의 통산 음반 판매고를 기록한 그의 독보적 위상을 증명하듯, 프랑스·벨기에를 비롯해 일본과 한국 등 아시아 시장에서도 발매 즉시 골드 및 플래티넘을 기록하며 스테디셀러로 군림했습니다.</w:t>
+        <w:t>전 세계 누적 1억 장 이상의 음반 판매고를 기록한 대가답게, 발매 당시 유럽 전역 및 라틴 아메리카, 일본과 한국 등 아시아 시장에서 폭발적인 반응을 얻으며 스테디셀러로 군림</w:t>
       </w:r>
     </w:p>
     <w:p>
@@ -230,7 +249,7 @@
           <w:b w:val="0"/>
           <w:sz w:val="21"/>
         </w:rPr>
-        <w:t>벨기에 왕실로부터 기사 작위(Chevalier)를 수훈하였으며, 에디슨 어워드(Edison Award) 수상 및 프랑스 예술문화훈장 오피시에 서훈 등 유럽 문화계 최고 권위의 찬사를 한 몸에 받았습니다.</w:t>
+        <w:t>벨기에 국왕 알베르 2세로부터 기사 작위(Chevalier) 서임, 프랑스 예술문화훈장 수훈, 유니세프(UNICEF) 친선대사 임명 등 음악적 성취와 인류애적 공헌을 동시에 인정받음</w:t>
       </w:r>
     </w:p>
     <w:p>
@@ -275,7 +294,7 @@
           <w:b w:val="0"/>
           <w:sz w:val="21"/>
         </w:rPr>
-        <w:t>이탈리아(출생) / 벨기에</w:t>
+        <w:t>이탈리아 / 벨기에</w:t>
       </w:r>
     </w:p>
     <w:p>
@@ -368,7 +387,7 @@
           <w:b w:val="0"/>
           <w:sz w:val="21"/>
         </w:rPr>
-        <w:t>지중해 시칠리아의 온기를 품고 벨기에 탄광촌에서 성장한 살바토레 아다모는 작사·작곡을 스스로 도맡아 시대를 노래한 진정한 싱어송라이터이자 '샹송의 음유시인'입니다. 샹송과 칸초네, 팝 발라드를 결합한 독창적인 음악 스타일과 인간미 넘치는 애상적 보컬로 반세기가 넘도록 전 세계 음악 팬들의 깊은 사랑을 받고 있습니다.</w:t>
+        <w:t>특유의 허스키하면서도 애절한 미성과 뛰어난 자작곡 능력으로 프랑스어권 샹송을 세계적인 팝 음악의 반열에 올려놓은 싱어송라이터입니다. 지중해적 멜로드라마와 북유럽의 멜랑콜리를 절묘하게 결합하여 20세기 음유시인의 표상으로 추앙받으며 전 세계 수많은 음악 팬들에게 깊은 사랑을 받아왔습니다.</w:t>
       </w:r>
     </w:p>
     <w:p>
@@ -413,7 +432,7 @@
           <w:b w:val="0"/>
           <w:sz w:val="21"/>
         </w:rPr>
-        <w:t>프렌치 샹송의 고전미와 1960~70년대 유러피언 팝의 세련된 선율미를 하나의 음반 안에서 조망할 수 있는 정통 사료적 가치를 지닙니다. 언어적 한계를 뛰어넘어 아날로그 대중음악이 도달할 수 있는 가장 우아하고 서정적인 극점을 보여주는 필청 명반입니다.</w:t>
+        <w:t>프렌치 팝과 전통 샹송의 경계를 허물고 이를 대중적인 스탠더드 팝으로 완벽히 정착시킨 음악사적 교과서입니다. 아다모 특유의 문학적 가사와 대중적인 선율미가 최상의 조화를 이룬 곡들만 엄선되어, 샹송 입문자는 물론 원숙한 오디오파일에게도 필청 앨범으로 확고한 위상을 지닙니다.</w:t>
       </w:r>
     </w:p>
     <w:p>
@@ -444,7 +463,7 @@
           <w:b w:val="0"/>
           <w:sz w:val="21"/>
         </w:rPr>
-        <w:t>1960~70년대 한국의 음악다방과 라디오 심야 방송에서 흘러나오던 그의 목소리는 산업화 시대를 살아가던 청춘들의 고단한 마음을 보듬는 가장 따스한 위안이었습니다. 눈 내리는 겨울밤 턴테이블 위에서 조용히 회전하던 이 앨범은 그 시절 낭만을 추억하는 세대에게 지울 수 없는 청춘의 공기이자 아련한 향수로 각인되어 있습니다.</w:t>
+        <w:t>1960~70년대 격동의 산업화 시대를 살아가던 한국을 비롯한 전 세계 청년들에게 아다모의 목소리는 고단한 하루의 끝을 달래주던 가장 따뜻한 안식처였습니다. 명동의 음악다방과 라디오 심야 방송에서 흘러나오던 그의 멜로디는 당대 청춘들의 낭만과 고독, 그리고 순수했던 첫사랑의 정서를 상징하는 찬란한 문화적 기호로 남아 있습니다.</w:t>
       </w:r>
     </w:p>
     <w:p>
@@ -489,7 +508,7 @@
           <w:b w:val="0"/>
           <w:sz w:val="21"/>
         </w:rPr>
-        <w:t>한국인이 가장 사랑하는 불멸의 겨울 샹송 ‘Tombe la neige(눈이 내리네)’의 애절한 서정을 필두로, 데뷔 초기의 순수한 사랑을 노래한 ‘Sans toi ma mie(그대 없이는 살 수 없어)’, 웅장한 오케스트레이션과 평화의 염원을 담은 명곡 ‘Inch'Allah(인샬라)’ 등 한 곡 한 곡이 드라마틱한 기승전결과 짙은 문학성을 지니고 있습니다.</w:t>
+        <w:t>한국인이 가장 사랑하는 불멸의 겨울 연가인 ‘Tombe la neige(눈이 내리네)’의 처연한 서정미, 첫 히트작이자 풋풋한 낭만이 깃든 ‘Sans toi ma mie(내 사랑 어디로)’, 중동 분쟁의 비극을 마주하며 평화를 염원한 묵직한 대곡 ‘Inch'Allah(인샬라)’, 경쾌한 리듬 속에 고혹적인 관능미를 숨겨둔 ‘Mes mains sur tes hanches(내 손을 너의 허리에)’ 등 트랙마다 다채로운 음영과 드라마가 살아 숨 쉽니다.</w:t>
       </w:r>
     </w:p>
     <w:p>
@@ -520,7 +539,7 @@
           <w:b w:val="0"/>
           <w:sz w:val="21"/>
         </w:rPr>
-        <w:t>진공관 앰프 특유의 포근한 배음과 온화한 온도를 품은 턴테이블 시스템에서 청음할 때 그 진가가 더욱 찬란히 드러납니다. 그루브를 스치는 미세한 바늘의 마찰음 사이로 피어오르는 아다모의 거칠고도 촉촉한 숨결은 디지털 음원이 결코 흉내 낼 수 없는 극진한 아날로그적 공명을 선사합니다.</w:t>
+        <w:t>질감이 도톰한 진공관 앰프와 중음역이 풍성한 빈티지 스피커의 매칭을 적극 권합니다. 턴테이블 카트리지가 소릿골을 스칠 때 피어오르는 미세한 배음과 아다모의 트레이드마크인 칼칼하면서도 온기 넘치는 목소리의 잔향, 그리고 현악 오케스트레이션의 아날로그적 온도가 리스닝 룸 전체를 밀도 높게 채우는 순간을 온전히 만끽할 수 있습니다.</w:t>
       </w:r>
     </w:p>
     <w:p>
@@ -551,7 +570,7 @@
           <w:b w:val="0"/>
           <w:sz w:val="21"/>
         </w:rPr>
-        <w:t>유러피언 팝과 정통 샹송의 황금기를 단 한 장의 바이닐로 온전히 수렴할 수 있는 아날로그 컬렉션의 필수 음반입니다. 음반 표지부터 사운드 질감에 이르기까지 20세기 서정 음악의 정취를 오롯이 소유할 수 있다는 점에서 LP 컬렉터라면 반드시 소장해야 할 불멸의 명반입니다.</w:t>
+        <w:t>한 아티스트의 반세기에 걸친 찬란한 음악 여정을 한 장의 바이닐로 압축하여 소유할 수 있다는 점만으로도 소장 가치는 절대적입니다. 아날로그 레코드 전성기의 풍성한 마스터링 사운드를 간직한 이 앨범은 품격 있는 클래식/팝 컬렉터의 LP 서랍에서 영원히 빛날 귀중한 유산입니다.</w:t>
       </w:r>
     </w:p>
     <w:p>
@@ -565,7 +584,7 @@
           <w:color w:val="4338CA"/>
           <w:sz w:val="21"/>
         </w:rPr>
-        <w:t>이 음반을 통해 아날로그 바늘 끝에서 피어나는 애절한 선율과 살바토레 아다모의 온기 어린 목소리가 전해주는 감동을 다시 한번 경험해 보시는 것은 어떨까요?</w:t>
+        <w:t>이 음반을 통해 회백색 눈꽃처럼 아련하게 흩날리는 멜로디와 인간의 가장 순수한 고독을 어루만져 주는 살바토레 아다모의 서정적 음성이 전해주는 감동을 다시 한번 경험해 보시는 것은 어떨까요?</w:t>
       </w:r>
     </w:p>
     <w:sectPr>
